--- a/assets/materials/ConfidentialityAgreement.docx
+++ b/assets/materials/ConfidentialityAgreement.docx
@@ -1,42 +1,33 @@
 
 <file path=word/document.xml><?xml version="1.0" encoding="utf-8"?>
-<w:document xmlns:wpc="http://schemas.microsoft.com/office/word/2010/wordprocessingCanvas" xmlns:cx="http://schemas.microsoft.com/office/drawing/2014/chartex" xmlns:cx1="http://schemas.microsoft.com/office/drawing/2015/9/8/chartex" xmlns:cx2="http://schemas.microsoft.com/office/drawing/2015/10/21/chartex" xmlns:cx3="http://schemas.microsoft.com/office/drawing/2016/5/9/chartex" xmlns:cx4="http://schemas.microsoft.com/office/drawing/2016/5/10/chartex" xmlns:cx5="http://schemas.microsoft.com/office/drawing/2016/5/11/chartex" xmlns:cx6="http://schemas.microsoft.com/office/drawing/2016/5/12/chartex" xmlns:cx7="http://schemas.microsoft.com/office/drawing/2016/5/13/chartex" xmlns:cx8="http://schemas.microsoft.com/office/drawing/2016/5/14/chartex" xmlns:mc="http://schemas.openxmlformats.org/markup-compatibility/2006" xmlns:aink="http://schemas.microsoft.com/office/drawing/2016/ink" xmlns:am3d="http://schemas.microsoft.com/office/drawing/2017/model3d" xmlns:o="urn:schemas-microsoft-com:office:office" xmlns:r="http://schemas.openxmlformats.org/officeDocument/2006/relationships" xmlns:m="http://schemas.openxmlformats.org/officeDocument/2006/math" xmlns:v="urn:schemas-microsoft-com:vml" xmlns:wp14="http://schemas.microsoft.com/office/word/2010/wordprocessingDrawing" xmlns:wp="http://schemas.openxmlformats.org/drawingml/2006/wordprocessingDrawing" xmlns:w10="urn:schemas-microsoft-com:office:word" xmlns:w="http://schemas.openxmlformats.org/wordprocessingml/2006/main" xmlns:w14="http://schemas.microsoft.com/office/word/2010/wordml" xmlns:w15="http://schemas.microsoft.com/office/word/2012/wordml" xmlns:w16cex="http://schemas.microsoft.com/office/word/2018/wordml/cex" xmlns:w16cid="http://schemas.microsoft.com/office/word/2016/wordml/cid" xmlns:w16="http://schemas.microsoft.com/office/word/2018/wordml" xmlns:w16se="http://schemas.microsoft.com/office/word/2015/wordml/symex" xmlns:wpg="http://schemas.microsoft.com/office/word/2010/wordprocessingGroup" xmlns:wpi="http://schemas.microsoft.com/office/word/2010/wordprocessingInk" xmlns:wne="http://schemas.microsoft.com/office/word/2006/wordml" xmlns:wps="http://schemas.microsoft.com/office/word/2010/wordprocessingShape" mc:Ignorable="w14 w15 w16se w16cid w16 w16cex wp14">
+<w:document xmlns:o="urn:schemas-microsoft-com:office:office" xmlns:r="http://schemas.openxmlformats.org/officeDocument/2006/relationships" xmlns:v="urn:schemas-microsoft-com:vml" xmlns:w="http://schemas.openxmlformats.org/wordprocessingml/2006/main" xmlns:w10="urn:schemas-microsoft-com:office:word" xmlns:wp="http://schemas.openxmlformats.org/drawingml/2006/wordprocessingDrawing" xmlns:wps="http://schemas.microsoft.com/office/word/2010/wordprocessingShape" xmlns:wpg="http://schemas.microsoft.com/office/word/2010/wordprocessingGroup" xmlns:mc="http://schemas.openxmlformats.org/markup-compatibility/2006" xmlns:wp14="http://schemas.microsoft.com/office/word/2010/wordprocessingDrawing" xmlns:w14="http://schemas.microsoft.com/office/word/2010/wordml" xmlns:w15="http://schemas.microsoft.com/office/word/2012/wordml" mc:Ignorable="w14 wp14 w15">
   <w:body>
     <w:p>
       <w:pPr>
-        <w:widowControl w:val="0"/>
+        <w:pStyle w:val="Normal"/>
+        <w:widowControl w:val="false"/>
         <w:jc w:val="center"/>
         <w:rPr>
           <w:b/>
+          <w:b/>
         </w:rPr>
       </w:pPr>
-    </w:p>
-    <w:p>
-      <w:pPr>
-        <w:widowControl w:val="0"/>
+      <w:r>
+        <w:rPr>
+          <w:b/>
+        </w:rPr>
+      </w:r>
+    </w:p>
+    <w:p>
+      <w:pPr>
+        <w:pStyle w:val="Normal"/>
+        <w:widowControl w:val="false"/>
         <w:jc w:val="center"/>
         <w:rPr>
           <w:b/>
-        </w:rPr>
-      </w:pPr>
-      <w:r>
-        <w:rPr>
           <w:b/>
         </w:rPr>
-        <w:fldChar w:fldCharType="begin"/>
-      </w:r>
-      <w:r>
-        <w:rPr>
-          <w:b/>
-        </w:rPr>
-        <w:instrText xml:space="preserve"> SEQ CHAPTER \h \r 1</w:instrText>
-      </w:r>
-      <w:r>
-        <w:rPr>
-          <w:b/>
-        </w:rPr>
-        <w:fldChar w:fldCharType="end"/>
-      </w:r>
+      </w:pPr>
       <w:r>
         <w:rPr>
           <w:b/>
@@ -46,513 +37,390 @@
     </w:p>
     <w:p>
       <w:pPr>
-        <w:widowControl w:val="0"/>
+        <w:pStyle w:val="Normal"/>
+        <w:widowControl w:val="false"/>
         <w:jc w:val="center"/>
-      </w:pPr>
-    </w:p>
-    <w:p>
-      <w:pPr>
-        <w:widowControl w:val="0"/>
+        <w:rPr/>
+      </w:pPr>
+      <w:r>
+        <w:rPr/>
+      </w:r>
+    </w:p>
+    <w:p>
+      <w:pPr>
+        <w:pStyle w:val="Normal"/>
+        <w:widowControl w:val="false"/>
         <w:pBdr>
-          <w:bottom w:val="single" w:sz="12" w:space="1" w:color="auto"/>
+          <w:bottom w:val="single" w:sz="12" w:space="1" w:color="000000"/>
         </w:pBdr>
         <w:jc w:val="both"/>
-      </w:pPr>
-      <w:r>
-        <w:t xml:space="preserve">I understand that </w:t>
-      </w:r>
-      <w:r>
-        <w:t>during the course of my</w:t>
-      </w:r>
-      <w:r>
-        <w:t xml:space="preserve"> work </w:t>
-      </w:r>
-      <w:r>
-        <w:t>in my Residency placement</w:t>
-      </w:r>
-      <w:r>
-        <w:t xml:space="preserve"> with</w:t>
-      </w:r>
-      <w:r>
-        <w:t>:</w:t>
-      </w:r>
-    </w:p>
-    <w:p>
-      <w:pPr>
-        <w:widowControl w:val="0"/>
+        <w:rPr/>
+      </w:pPr>
+      <w:r>
+        <w:rPr/>
+        <w:t>I understand that during the course of my work in my Residency placement with:</w:t>
+      </w:r>
+    </w:p>
+    <w:p>
+      <w:pPr>
+        <w:pStyle w:val="Normal"/>
+        <w:widowControl w:val="false"/>
         <w:pBdr>
-          <w:bottom w:val="single" w:sz="12" w:space="1" w:color="auto"/>
+          <w:bottom w:val="single" w:sz="12" w:space="1" w:color="000000"/>
         </w:pBdr>
         <w:jc w:val="both"/>
-      </w:pPr>
-    </w:p>
-    <w:p>
-      <w:pPr>
-        <w:widowControl w:val="0"/>
+        <w:rPr/>
+      </w:pPr>
+      <w:r>
+        <w:rPr/>
+      </w:r>
+    </w:p>
+    <w:p>
+      <w:pPr>
+        <w:pStyle w:val="Normal"/>
+        <w:widowControl w:val="false"/>
         <w:pBdr>
-          <w:bottom w:val="single" w:sz="12" w:space="1" w:color="auto"/>
+          <w:bottom w:val="single" w:sz="12" w:space="1" w:color="000000"/>
         </w:pBdr>
         <w:jc w:val="both"/>
-      </w:pPr>
-    </w:p>
-    <w:p>
-      <w:pPr>
-        <w:widowControl w:val="0"/>
-        <w:jc w:val="both"/>
-      </w:pPr>
-    </w:p>
-    <w:p>
-      <w:pPr>
-        <w:widowControl w:val="0"/>
-        <w:jc w:val="both"/>
-      </w:pPr>
-      <w:r>
-        <w:t xml:space="preserve">I may be given access to </w:t>
-      </w:r>
-      <w:r>
-        <w:t>information</w:t>
-      </w:r>
-      <w:r>
-        <w:t>,</w:t>
-      </w:r>
-      <w:r>
-        <w:t xml:space="preserve"> document</w:t>
-      </w:r>
-      <w:r>
-        <w:t xml:space="preserve">s, and resources </w:t>
-      </w:r>
-      <w:r>
-        <w:t xml:space="preserve">that </w:t>
-      </w:r>
-      <w:r>
-        <w:t>are</w:t>
-      </w:r>
-      <w:r>
-        <w:t xml:space="preserve"> personal and confidential and </w:t>
-      </w:r>
-      <w:r>
-        <w:t xml:space="preserve">may be protected by the attorney-client privilege, the attorney work-product privilege, </w:t>
-      </w:r>
-      <w:r>
-        <w:t>the Right to Know Act and exemptions in my jurisdiction, or Freedom</w:t>
-      </w:r>
-      <w:r>
-        <w:t xml:space="preserve"> of Information Act exemptions found at 5 U.S.C. </w:t>
-      </w:r>
-      <w:r>
-        <w:t xml:space="preserve">§ </w:t>
-      </w:r>
-      <w:r>
-        <w:t>552(b).  I may also be given access to documents and/or information that may be considered sensitive</w:t>
-      </w:r>
-      <w:r>
-        <w:t>, confidential, in house</w:t>
-      </w:r>
-      <w:r>
-        <w:t>, personal and</w:t>
-      </w:r>
-      <w:r>
-        <w:t xml:space="preserve"> </w:t>
-      </w:r>
-      <w:r>
-        <w:t xml:space="preserve">including but not limited to nonpublic documents and/or information about planned, pending, or ongoing </w:t>
-      </w:r>
-      <w:r>
-        <w:t>actions of my residency placement.</w:t>
-      </w:r>
-    </w:p>
-    <w:p>
-      <w:pPr>
-        <w:widowControl w:val="0"/>
-        <w:jc w:val="both"/>
-      </w:pPr>
-    </w:p>
-    <w:p>
-      <w:pPr>
-        <w:widowControl w:val="0"/>
-        <w:jc w:val="both"/>
-      </w:pPr>
-      <w:r>
-        <w:t xml:space="preserve">I understand that such documents </w:t>
-      </w:r>
-      <w:r>
-        <w:t>and/</w:t>
-      </w:r>
-      <w:r>
-        <w:t xml:space="preserve">or information may be used only in connection with my duties as a </w:t>
-      </w:r>
-      <w:r>
-        <w:t>resident</w:t>
-      </w:r>
-      <w:r>
-        <w:t xml:space="preserve"> and are integral to ensure client and</w:t>
-      </w:r>
-      <w:r>
-        <w:t xml:space="preserve"> residency</w:t>
-      </w:r>
-      <w:r>
-        <w:t xml:space="preserve"> placement confidence, candor, and trust. </w:t>
-      </w:r>
-    </w:p>
-    <w:p>
-      <w:pPr>
-        <w:widowControl w:val="0"/>
-        <w:jc w:val="both"/>
-      </w:pPr>
-    </w:p>
-    <w:p>
-      <w:pPr>
-        <w:widowControl w:val="0"/>
-        <w:jc w:val="both"/>
-      </w:pPr>
-      <w:r>
+        <w:rPr/>
+      </w:pPr>
+      <w:r>
+        <w:rPr/>
+      </w:r>
+    </w:p>
+    <w:p>
+      <w:pPr>
+        <w:pStyle w:val="Normal"/>
+        <w:widowControl w:val="false"/>
+        <w:jc w:val="both"/>
+        <w:rPr/>
+      </w:pPr>
+      <w:r>
+        <w:rPr/>
+      </w:r>
+    </w:p>
+    <w:p>
+      <w:pPr>
+        <w:pStyle w:val="Normal"/>
+        <w:widowControl w:val="false"/>
+        <w:jc w:val="both"/>
+        <w:rPr/>
+      </w:pPr>
+      <w:r>
+        <w:rPr/>
+        <w:t>I may be given access to information, documents, and resources that are personal and confidential and may be protected by the attorney-client privilege, the attorney work-product privilege, the Right to Know Act and exemptions in my jurisdiction, or Freedom of Information Act exemptions found at 5 U.S.C. § 552(b).  I may also be given access to documents and/or information that may be considered sensitive, confidential, in house, personal and including but not limited to nonpublic documents and/or information about planned, pending, or ongoing actions of my residency placement.</w:t>
+      </w:r>
+    </w:p>
+    <w:p>
+      <w:pPr>
+        <w:pStyle w:val="Normal"/>
+        <w:widowControl w:val="false"/>
+        <w:jc w:val="both"/>
+        <w:rPr/>
+      </w:pPr>
+      <w:r>
+        <w:rPr/>
+      </w:r>
+    </w:p>
+    <w:p>
+      <w:pPr>
+        <w:pStyle w:val="Normal"/>
+        <w:widowControl w:val="false"/>
+        <w:jc w:val="both"/>
+        <w:rPr/>
+      </w:pPr>
+      <w:r>
+        <w:rPr/>
+        <w:t xml:space="preserve">I understand that such documents and/or information may be used only in connection with my duties as a resident and are integral to ensure client and residency placement confidence, candor, and trust. </w:t>
+      </w:r>
+    </w:p>
+    <w:p>
+      <w:pPr>
+        <w:pStyle w:val="Normal"/>
+        <w:widowControl w:val="false"/>
+        <w:jc w:val="both"/>
+        <w:rPr/>
+      </w:pPr>
+      <w:r>
+        <w:rPr/>
+      </w:r>
+    </w:p>
+    <w:p>
+      <w:pPr>
+        <w:pStyle w:val="Normal"/>
+        <w:widowControl w:val="false"/>
+        <w:jc w:val="both"/>
+        <w:rPr/>
+      </w:pPr>
+      <w:r>
+        <w:rPr/>
         <w:t xml:space="preserve">I understand and agree: </w:t>
-      </w:r>
-      <w:r>
         <w:tab/>
-      </w:r>
-      <w:r>
         <w:tab/>
-      </w:r>
-      <w:r>
         <w:tab/>
-      </w:r>
-      <w:r>
         <w:tab/>
-      </w:r>
-      <w:r>
         <w:tab/>
-      </w:r>
-      <w:r>
         <w:tab/>
-      </w:r>
-      <w:r>
         <w:tab/>
-      </w:r>
-      <w:r>
         <w:tab/>
-      </w:r>
-      <w:r>
         <w:tab/>
         <w:t xml:space="preserve"> </w:t>
       </w:r>
     </w:p>
     <w:p>
       <w:pPr>
-        <w:widowControl w:val="0"/>
-        <w:spacing w:before="120"/>
+        <w:pStyle w:val="Normal"/>
+        <w:widowControl w:val="false"/>
+        <w:spacing w:before="120" w:after="0"/>
         <w:ind w:firstLine="720"/>
         <w:jc w:val="both"/>
-      </w:pPr>
-      <w:r>
+        <w:rPr/>
+      </w:pPr>
+      <w:r>
+        <w:rPr/>
         <w:t>I will not take files from the office without permission.</w:t>
       </w:r>
     </w:p>
     <w:p>
       <w:pPr>
-        <w:widowControl w:val="0"/>
-        <w:spacing w:before="120"/>
-        <w:ind w:left="720"/>
-        <w:jc w:val="both"/>
-      </w:pPr>
-      <w:r>
-        <w:t xml:space="preserve">I will </w:t>
-      </w:r>
-      <w:r>
-        <w:t>not copy, disclose,</w:t>
-      </w:r>
-      <w:r>
-        <w:t xml:space="preserve"> discuss, or</w:t>
-      </w:r>
-      <w:r>
-        <w:t xml:space="preserve"> release in any </w:t>
-      </w:r>
-      <w:r>
-        <w:t>manner information</w:t>
-      </w:r>
-      <w:r>
-        <w:t xml:space="preserve"> or </w:t>
-      </w:r>
-      <w:r>
-        <w:t>documents</w:t>
-      </w:r>
-      <w:r>
-        <w:t xml:space="preserve"> from my residency placement </w:t>
-      </w:r>
-      <w:r>
-        <w:t>without</w:t>
-      </w:r>
-      <w:r>
-        <w:t xml:space="preserve"> the prior written approval</w:t>
-      </w:r>
-      <w:r>
-        <w:t xml:space="preserve"> of my supervising judge or attorney</w:t>
-      </w:r>
-      <w:r>
-        <w:t xml:space="preserve">. </w:t>
-      </w:r>
-    </w:p>
-    <w:p>
-      <w:pPr>
-        <w:widowControl w:val="0"/>
-        <w:spacing w:before="120"/>
-        <w:ind w:left="720"/>
-        <w:jc w:val="both"/>
-      </w:pPr>
-      <w:r>
-        <w:t xml:space="preserve">I will return all documents </w:t>
-      </w:r>
-      <w:r>
-        <w:t>and</w:t>
-      </w:r>
-      <w:r>
-        <w:t xml:space="preserve"> information to</w:t>
-      </w:r>
-      <w:r>
-        <w:t xml:space="preserve"> my residency placement supervising judge or attorney</w:t>
-      </w:r>
-      <w:r>
-        <w:t xml:space="preserve">, including, but not limited to, any documents that I create in the context of my duties as a </w:t>
-      </w:r>
-      <w:r>
-        <w:t>student resident</w:t>
-      </w:r>
-      <w:r>
-        <w:t xml:space="preserve">, </w:t>
-      </w:r>
-      <w:r>
-        <w:t xml:space="preserve">whenever such documents </w:t>
-      </w:r>
-      <w:r>
-        <w:t>and/</w:t>
-      </w:r>
-      <w:r>
-        <w:t xml:space="preserve">or information are no longer required for the performance of my work assignments or upon termination of </w:t>
-      </w:r>
-      <w:r>
-        <w:t>my job</w:t>
-      </w:r>
-      <w:r>
-        <w:t xml:space="preserve"> duties and responsibilities as a student resident. </w:t>
-      </w:r>
-    </w:p>
-    <w:p>
-      <w:pPr>
-        <w:widowControl w:val="0"/>
-        <w:spacing w:before="120"/>
-        <w:ind w:left="720"/>
-        <w:jc w:val="both"/>
-      </w:pPr>
-      <w:r>
+        <w:pStyle w:val="Normal"/>
+        <w:widowControl w:val="false"/>
+        <w:spacing w:before="120" w:after="0"/>
+        <w:ind w:left="720" w:hanging="0"/>
+        <w:jc w:val="both"/>
+        <w:rPr/>
+      </w:pPr>
+      <w:r>
+        <w:rPr/>
+        <w:t xml:space="preserve">I will not copy, disclose, discuss, or release in any manner information or documents from my residency placement without the prior written approval of my supervising judge or attorney. </w:t>
+      </w:r>
+    </w:p>
+    <w:p>
+      <w:pPr>
+        <w:pStyle w:val="Normal"/>
+        <w:widowControl w:val="false"/>
+        <w:spacing w:before="120" w:after="0"/>
+        <w:ind w:left="720" w:hanging="0"/>
+        <w:jc w:val="both"/>
+        <w:rPr/>
+      </w:pPr>
+      <w:r>
+        <w:rPr/>
+        <w:t xml:space="preserve">I will return all documents and information to my residency placement supervising judge or attorney, including, but not limited to, any documents that I create in the context of my duties as a student resident, whenever such documents and/or information are no longer required for the performance of my work assignments or upon termination of my job duties and responsibilities as a student resident. </w:t>
+      </w:r>
+    </w:p>
+    <w:p>
+      <w:pPr>
+        <w:pStyle w:val="Normal"/>
+        <w:widowControl w:val="false"/>
+        <w:spacing w:before="120" w:after="0"/>
+        <w:ind w:left="720" w:hanging="0"/>
+        <w:jc w:val="both"/>
+        <w:rPr/>
+      </w:pPr>
+      <w:r>
+        <w:rPr/>
         <w:t xml:space="preserve">I will request permission from my supervising judge or attorney to use any work from my placement as a writing sample. </w:t>
       </w:r>
     </w:p>
     <w:p>
       <w:pPr>
-        <w:widowControl w:val="0"/>
-        <w:jc w:val="both"/>
-      </w:pPr>
-    </w:p>
-    <w:p>
-      <w:pPr>
-        <w:widowControl w:val="0"/>
-        <w:jc w:val="both"/>
-      </w:pPr>
-      <w:r>
+        <w:pStyle w:val="Normal"/>
+        <w:widowControl w:val="false"/>
+        <w:jc w:val="both"/>
+        <w:rPr/>
+      </w:pPr>
+      <w:r>
+        <w:rPr/>
+      </w:r>
+    </w:p>
+    <w:p>
+      <w:pPr>
+        <w:pStyle w:val="Normal"/>
+        <w:widowControl w:val="false"/>
+        <w:jc w:val="both"/>
+        <w:rPr/>
+      </w:pPr>
+      <w:r>
+        <w:rPr/>
         <w:t xml:space="preserve">I have reviewed the rules of Professional Conduct about Confidentiality in my jurisdiction. </w:t>
       </w:r>
     </w:p>
     <w:p>
       <w:pPr>
-        <w:widowControl w:val="0"/>
-        <w:jc w:val="both"/>
-      </w:pPr>
-      <w:r>
+        <w:pStyle w:val="Normal"/>
+        <w:widowControl w:val="false"/>
+        <w:jc w:val="both"/>
+        <w:rPr/>
+      </w:pPr>
+      <w:r>
+        <w:rPr/>
         <w:br/>
       </w:r>
     </w:p>
     <w:p>
       <w:pPr>
-        <w:widowControl w:val="0"/>
-      </w:pPr>
-      <w:r>
-        <w:t xml:space="preserve">Name (Printed or </w:t>
-      </w:r>
-      <w:r>
-        <w:t>Typed)</w:t>
-      </w:r>
-      <w:r>
-        <w:t xml:space="preserve">:  </w:t>
-      </w:r>
-      <w:r>
-        <w:t>_</w:t>
-      </w:r>
-      <w:r>
-        <w:t>________________________________</w:t>
-      </w:r>
-    </w:p>
-    <w:p>
-      <w:pPr>
-        <w:widowControl w:val="0"/>
-      </w:pPr>
-    </w:p>
-    <w:p>
-      <w:pPr>
-        <w:widowControl w:val="0"/>
-      </w:pPr>
-    </w:p>
-    <w:p>
-      <w:pPr>
-        <w:widowControl w:val="0"/>
-      </w:pPr>
-      <w:r>
-        <w:t>Signature</w:t>
-      </w:r>
-      <w:r>
-        <w:t xml:space="preserve">:  </w:t>
-      </w:r>
-      <w:r>
-        <w:t>______________________________________________</w:t>
-      </w:r>
-    </w:p>
-    <w:p>
-      <w:pPr>
-        <w:widowControl w:val="0"/>
-      </w:pPr>
-    </w:p>
-    <w:p>
-      <w:pPr>
-        <w:widowControl w:val="0"/>
-      </w:pPr>
-    </w:p>
-    <w:p>
-      <w:pPr>
-        <w:widowControl w:val="0"/>
-        <w:spacing w:line="0" w:lineRule="atLeast"/>
-      </w:pPr>
-      <w:r>
-        <w:t>Date</w:t>
-      </w:r>
-      <w:r>
-        <w:t xml:space="preserve">:  </w:t>
-      </w:r>
-      <w:r>
-        <w:t>____________________</w:t>
+        <w:pStyle w:val="Normal"/>
+        <w:widowControl w:val="false"/>
+        <w:rPr/>
+      </w:pPr>
+      <w:r>
+        <w:rPr/>
+        <w:t>Name (Printed or Typed):  _________________________________</w:t>
+      </w:r>
+    </w:p>
+    <w:p>
+      <w:pPr>
+        <w:pStyle w:val="Normal"/>
+        <w:widowControl w:val="false"/>
+        <w:rPr/>
+      </w:pPr>
+      <w:r>
+        <w:rPr/>
+      </w:r>
+    </w:p>
+    <w:p>
+      <w:pPr>
+        <w:pStyle w:val="Normal"/>
+        <w:widowControl w:val="false"/>
+        <w:rPr/>
+      </w:pPr>
+      <w:r>
+        <w:rPr/>
+      </w:r>
+    </w:p>
+    <w:p>
+      <w:pPr>
+        <w:pStyle w:val="Normal"/>
+        <w:widowControl w:val="false"/>
+        <w:rPr/>
+      </w:pPr>
+      <w:r>
+        <w:rPr/>
+        <w:t>Signature:  ______________________________________________</w:t>
+      </w:r>
+    </w:p>
+    <w:p>
+      <w:pPr>
+        <w:pStyle w:val="Normal"/>
+        <w:widowControl w:val="false"/>
+        <w:rPr/>
+      </w:pPr>
+      <w:r>
+        <w:rPr/>
+      </w:r>
+    </w:p>
+    <w:p>
+      <w:pPr>
+        <w:pStyle w:val="Normal"/>
+        <w:widowControl w:val="false"/>
+        <w:rPr/>
+      </w:pPr>
+      <w:r>
+        <w:rPr/>
+      </w:r>
+    </w:p>
+    <w:p>
+      <w:pPr>
+        <w:pStyle w:val="Normal"/>
+        <w:widowControl w:val="false"/>
+        <w:spacing w:lineRule="atLeast" w:line="0"/>
+        <w:rPr/>
+      </w:pPr>
+      <w:r>
+        <w:rPr/>
+        <w:t>Date:  ____________________</w:t>
       </w:r>
     </w:p>
     <w:sectPr>
-      <w:headerReference w:type="even" r:id="rId6"/>
-      <w:headerReference w:type="default" r:id="rId7"/>
-      <w:footerReference w:type="even" r:id="rId8"/>
-      <w:footerReference w:type="default" r:id="rId9"/>
-      <w:footnotePr>
-        <w:numFmt w:val="lowerLetter"/>
-      </w:footnotePr>
-      <w:endnotePr>
-        <w:numFmt w:val="lowerLetter"/>
-      </w:endnotePr>
+      <w:headerReference w:type="even" r:id="rId2"/>
+      <w:headerReference w:type="default" r:id="rId3"/>
+      <w:footerReference w:type="even" r:id="rId4"/>
+      <w:footerReference w:type="default" r:id="rId5"/>
+      <w:type w:val="nextPage"/>
       <w:pgSz w:w="12240" w:h="15840"/>
-      <w:pgMar w:top="1440" w:right="1440" w:bottom="1440" w:left="1440" w:header="1440" w:footer="1440" w:gutter="0"/>
-      <w:cols w:space="720"/>
+      <w:pgMar w:left="1440" w:right="1440" w:gutter="0" w:header="1440" w:top="1497" w:footer="1440" w:bottom="1497"/>
+      <w:pgNumType w:fmt="decimal"/>
+      <w:formProt w:val="false"/>
+      <w:textDirection w:val="lrTb"/>
+      <w:docGrid w:type="default" w:linePitch="100" w:charSpace="0"/>
     </w:sectPr>
   </w:body>
 </w:document>
 </file>
 
-<file path=word/endnotes.xml><?xml version="1.0" encoding="utf-8"?>
-<w:endnotes xmlns:wpc="http://schemas.microsoft.com/office/word/2010/wordprocessingCanvas" xmlns:cx="http://schemas.microsoft.com/office/drawing/2014/chartex" xmlns:cx1="http://schemas.microsoft.com/office/drawing/2015/9/8/chartex" xmlns:cx2="http://schemas.microsoft.com/office/drawing/2015/10/21/chartex" xmlns:cx3="http://schemas.microsoft.com/office/drawing/2016/5/9/chartex" xmlns:cx4="http://schemas.microsoft.com/office/drawing/2016/5/10/chartex" xmlns:cx5="http://schemas.microsoft.com/office/drawing/2016/5/11/chartex" xmlns:cx6="http://schemas.microsoft.com/office/drawing/2016/5/12/chartex" xmlns:cx7="http://schemas.microsoft.com/office/drawing/2016/5/13/chartex" xmlns:cx8="http://schemas.microsoft.com/office/drawing/2016/5/14/chartex" xmlns:mc="http://schemas.openxmlformats.org/markup-compatibility/2006" xmlns:aink="http://schemas.microsoft.com/office/drawing/2016/ink" xmlns:am3d="http://schemas.microsoft.com/office/drawing/2017/model3d" xmlns:o="urn:schemas-microsoft-com:office:office" xmlns:r="http://schemas.openxmlformats.org/officeDocument/2006/relationships" xmlns:m="http://schemas.openxmlformats.org/officeDocument/2006/math" xmlns:v="urn:schemas-microsoft-com:vml" xmlns:wp14="http://schemas.microsoft.com/office/word/2010/wordprocessingDrawing" xmlns:wp="http://schemas.openxmlformats.org/drawingml/2006/wordprocessingDrawing" xmlns:w10="urn:schemas-microsoft-com:office:word" xmlns:w="http://schemas.openxmlformats.org/wordprocessingml/2006/main" xmlns:w14="http://schemas.microsoft.com/office/word/2010/wordml" xmlns:w15="http://schemas.microsoft.com/office/word/2012/wordml" xmlns:w16cex="http://schemas.microsoft.com/office/word/2018/wordml/cex" xmlns:w16cid="http://schemas.microsoft.com/office/word/2016/wordml/cid" xmlns:w16="http://schemas.microsoft.com/office/word/2018/wordml" xmlns:w16se="http://schemas.microsoft.com/office/word/2015/wordml/symex" xmlns:wpg="http://schemas.microsoft.com/office/word/2010/wordprocessingGroup" xmlns:wpi="http://schemas.microsoft.com/office/word/2010/wordprocessingInk" xmlns:wne="http://schemas.microsoft.com/office/word/2006/wordml" xmlns:wps="http://schemas.microsoft.com/office/word/2010/wordprocessingShape" mc:Ignorable="w14 w15 w16se w16cid w16 w16cex wp14">
-  <w:endnote w:type="separator" w:id="-1">
-    <w:p>
-      <w:r>
-        <w:separator/>
-      </w:r>
-    </w:p>
-  </w:endnote>
-  <w:endnote w:type="continuationSeparator" w:id="0">
-    <w:p>
-      <w:r>
-        <w:continuationSeparator/>
-      </w:r>
-    </w:p>
-  </w:endnote>
-</w:endnotes>
-</file>
-
 <file path=word/footer1.xml><?xml version="1.0" encoding="utf-8"?>
-<w:ftr xmlns:wpc="http://schemas.microsoft.com/office/word/2010/wordprocessingCanvas" xmlns:cx="http://schemas.microsoft.com/office/drawing/2014/chartex" xmlns:cx1="http://schemas.microsoft.com/office/drawing/2015/9/8/chartex" xmlns:cx2="http://schemas.microsoft.com/office/drawing/2015/10/21/chartex" xmlns:cx3="http://schemas.microsoft.com/office/drawing/2016/5/9/chartex" xmlns:cx4="http://schemas.microsoft.com/office/drawing/2016/5/10/chartex" xmlns:cx5="http://schemas.microsoft.com/office/drawing/2016/5/11/chartex" xmlns:cx6="http://schemas.microsoft.com/office/drawing/2016/5/12/chartex" xmlns:cx7="http://schemas.microsoft.com/office/drawing/2016/5/13/chartex" xmlns:cx8="http://schemas.microsoft.com/office/drawing/2016/5/14/chartex" xmlns:mc="http://schemas.openxmlformats.org/markup-compatibility/2006" xmlns:aink="http://schemas.microsoft.com/office/drawing/2016/ink" xmlns:am3d="http://schemas.microsoft.com/office/drawing/2017/model3d" xmlns:o="urn:schemas-microsoft-com:office:office" xmlns:r="http://schemas.openxmlformats.org/officeDocument/2006/relationships" xmlns:m="http://schemas.openxmlformats.org/officeDocument/2006/math" xmlns:v="urn:schemas-microsoft-com:vml" xmlns:wp14="http://schemas.microsoft.com/office/word/2010/wordprocessingDrawing" xmlns:wp="http://schemas.openxmlformats.org/drawingml/2006/wordprocessingDrawing" xmlns:w10="urn:schemas-microsoft-com:office:word" xmlns:w="http://schemas.openxmlformats.org/wordprocessingml/2006/main" xmlns:w14="http://schemas.microsoft.com/office/word/2010/wordml" xmlns:w15="http://schemas.microsoft.com/office/word/2012/wordml" xmlns:w16cex="http://schemas.microsoft.com/office/word/2018/wordml/cex" xmlns:w16cid="http://schemas.microsoft.com/office/word/2016/wordml/cid" xmlns:w16="http://schemas.microsoft.com/office/word/2018/wordml" xmlns:w16se="http://schemas.microsoft.com/office/word/2015/wordml/symex" xmlns:wpg="http://schemas.microsoft.com/office/word/2010/wordprocessingGroup" xmlns:wpi="http://schemas.microsoft.com/office/word/2010/wordprocessingInk" xmlns:wne="http://schemas.microsoft.com/office/word/2006/wordml" xmlns:wps="http://schemas.microsoft.com/office/word/2010/wordprocessingShape" mc:Ignorable="w14 w15 w16se w16cid w16 w16cex wp14">
+<w:ftr xmlns:o="urn:schemas-microsoft-com:office:office" xmlns:r="http://schemas.openxmlformats.org/officeDocument/2006/relationships" xmlns:v="urn:schemas-microsoft-com:vml" xmlns:w="http://schemas.openxmlformats.org/wordprocessingml/2006/main" xmlns:w10="urn:schemas-microsoft-com:office:word" xmlns:wp="http://schemas.openxmlformats.org/drawingml/2006/wordprocessingDrawing" xmlns:wps="http://schemas.microsoft.com/office/word/2010/wordprocessingShape" xmlns:wpg="http://schemas.microsoft.com/office/word/2010/wordprocessingGroup" xmlns:mc="http://schemas.openxmlformats.org/markup-compatibility/2006" xmlns:wp14="http://schemas.microsoft.com/office/word/2010/wordprocessingDrawing" xmlns:w14="http://schemas.microsoft.com/office/word/2010/wordml" xmlns:w15="http://schemas.microsoft.com/office/word/2012/wordml" mc:Ignorable="w14 wp14 w15">
   <w:p>
     <w:pPr>
-      <w:widowControl w:val="0"/>
+      <w:pStyle w:val="Normal"/>
+      <w:widowControl w:val="false"/>
+      <w:rPr/>
     </w:pPr>
+    <w:r>
+      <w:rPr/>
+    </w:r>
   </w:p>
 </w:ftr>
 </file>
 
 <file path=word/footer2.xml><?xml version="1.0" encoding="utf-8"?>
-<w:ftr xmlns:wpc="http://schemas.microsoft.com/office/word/2010/wordprocessingCanvas" xmlns:cx="http://schemas.microsoft.com/office/drawing/2014/chartex" xmlns:cx1="http://schemas.microsoft.com/office/drawing/2015/9/8/chartex" xmlns:cx2="http://schemas.microsoft.com/office/drawing/2015/10/21/chartex" xmlns:cx3="http://schemas.microsoft.com/office/drawing/2016/5/9/chartex" xmlns:cx4="http://schemas.microsoft.com/office/drawing/2016/5/10/chartex" xmlns:cx5="http://schemas.microsoft.com/office/drawing/2016/5/11/chartex" xmlns:cx6="http://schemas.microsoft.com/office/drawing/2016/5/12/chartex" xmlns:cx7="http://schemas.microsoft.com/office/drawing/2016/5/13/chartex" xmlns:cx8="http://schemas.microsoft.com/office/drawing/2016/5/14/chartex" xmlns:mc="http://schemas.openxmlformats.org/markup-compatibility/2006" xmlns:aink="http://schemas.microsoft.com/office/drawing/2016/ink" xmlns:am3d="http://schemas.microsoft.com/office/drawing/2017/model3d" xmlns:o="urn:schemas-microsoft-com:office:office" xmlns:r="http://schemas.openxmlformats.org/officeDocument/2006/relationships" xmlns:m="http://schemas.openxmlformats.org/officeDocument/2006/math" xmlns:v="urn:schemas-microsoft-com:vml" xmlns:wp14="http://schemas.microsoft.com/office/word/2010/wordprocessingDrawing" xmlns:wp="http://schemas.openxmlformats.org/drawingml/2006/wordprocessingDrawing" xmlns:w10="urn:schemas-microsoft-com:office:word" xmlns:w="http://schemas.openxmlformats.org/wordprocessingml/2006/main" xmlns:w14="http://schemas.microsoft.com/office/word/2010/wordml" xmlns:w15="http://schemas.microsoft.com/office/word/2012/wordml" xmlns:w16cex="http://schemas.microsoft.com/office/word/2018/wordml/cex" xmlns:w16cid="http://schemas.microsoft.com/office/word/2016/wordml/cid" xmlns:w16="http://schemas.microsoft.com/office/word/2018/wordml" xmlns:w16se="http://schemas.microsoft.com/office/word/2015/wordml/symex" xmlns:wpg="http://schemas.microsoft.com/office/word/2010/wordprocessingGroup" xmlns:wpi="http://schemas.microsoft.com/office/word/2010/wordprocessingInk" xmlns:wne="http://schemas.microsoft.com/office/word/2006/wordml" xmlns:wps="http://schemas.microsoft.com/office/word/2010/wordprocessingShape" mc:Ignorable="w14 w15 w16se w16cid w16 w16cex wp14">
+<w:ftr xmlns:o="urn:schemas-microsoft-com:office:office" xmlns:r="http://schemas.openxmlformats.org/officeDocument/2006/relationships" xmlns:v="urn:schemas-microsoft-com:vml" xmlns:w="http://schemas.openxmlformats.org/wordprocessingml/2006/main" xmlns:w10="urn:schemas-microsoft-com:office:word" xmlns:wp="http://schemas.openxmlformats.org/drawingml/2006/wordprocessingDrawing" xmlns:wps="http://schemas.microsoft.com/office/word/2010/wordprocessingShape" xmlns:wpg="http://schemas.microsoft.com/office/word/2010/wordprocessingGroup" xmlns:mc="http://schemas.openxmlformats.org/markup-compatibility/2006" xmlns:wp14="http://schemas.microsoft.com/office/word/2010/wordprocessingDrawing" xmlns:w14="http://schemas.microsoft.com/office/word/2010/wordml" xmlns:w15="http://schemas.microsoft.com/office/word/2012/wordml" mc:Ignorable="w14 wp14 w15">
   <w:p>
     <w:pPr>
-      <w:widowControl w:val="0"/>
-      <w:spacing w:line="0" w:lineRule="atLeast"/>
+      <w:pStyle w:val="Normal"/>
+      <w:widowControl w:val="false"/>
+      <w:spacing w:lineRule="atLeast" w:line="0"/>
+      <w:rPr/>
     </w:pPr>
+    <w:r>
+      <w:rPr/>
+    </w:r>
   </w:p>
 </w:ftr>
 </file>
 
-<file path=word/footnotes.xml><?xml version="1.0" encoding="utf-8"?>
-<w:footnotes xmlns:wpc="http://schemas.microsoft.com/office/word/2010/wordprocessingCanvas" xmlns:cx="http://schemas.microsoft.com/office/drawing/2014/chartex" xmlns:cx1="http://schemas.microsoft.com/office/drawing/2015/9/8/chartex" xmlns:cx2="http://schemas.microsoft.com/office/drawing/2015/10/21/chartex" xmlns:cx3="http://schemas.microsoft.com/office/drawing/2016/5/9/chartex" xmlns:cx4="http://schemas.microsoft.com/office/drawing/2016/5/10/chartex" xmlns:cx5="http://schemas.microsoft.com/office/drawing/2016/5/11/chartex" xmlns:cx6="http://schemas.microsoft.com/office/drawing/2016/5/12/chartex" xmlns:cx7="http://schemas.microsoft.com/office/drawing/2016/5/13/chartex" xmlns:cx8="http://schemas.microsoft.com/office/drawing/2016/5/14/chartex" xmlns:mc="http://schemas.openxmlformats.org/markup-compatibility/2006" xmlns:aink="http://schemas.microsoft.com/office/drawing/2016/ink" xmlns:am3d="http://schemas.microsoft.com/office/drawing/2017/model3d" xmlns:o="urn:schemas-microsoft-com:office:office" xmlns:r="http://schemas.openxmlformats.org/officeDocument/2006/relationships" xmlns:m="http://schemas.openxmlformats.org/officeDocument/2006/math" xmlns:v="urn:schemas-microsoft-com:vml" xmlns:wp14="http://schemas.microsoft.com/office/word/2010/wordprocessingDrawing" xmlns:wp="http://schemas.openxmlformats.org/drawingml/2006/wordprocessingDrawing" xmlns:w10="urn:schemas-microsoft-com:office:word" xmlns:w="http://schemas.openxmlformats.org/wordprocessingml/2006/main" xmlns:w14="http://schemas.microsoft.com/office/word/2010/wordml" xmlns:w15="http://schemas.microsoft.com/office/word/2012/wordml" xmlns:w16cex="http://schemas.microsoft.com/office/word/2018/wordml/cex" xmlns:w16cid="http://schemas.microsoft.com/office/word/2016/wordml/cid" xmlns:w16="http://schemas.microsoft.com/office/word/2018/wordml" xmlns:w16se="http://schemas.microsoft.com/office/word/2015/wordml/symex" xmlns:wpg="http://schemas.microsoft.com/office/word/2010/wordprocessingGroup" xmlns:wpi="http://schemas.microsoft.com/office/word/2010/wordprocessingInk" xmlns:wne="http://schemas.microsoft.com/office/word/2006/wordml" xmlns:wps="http://schemas.microsoft.com/office/word/2010/wordprocessingShape" mc:Ignorable="w14 w15 w16se w16cid w16 w16cex wp14">
-  <w:footnote w:type="separator" w:id="-1">
-    <w:p>
-      <w:r>
-        <w:separator/>
-      </w:r>
-    </w:p>
-  </w:footnote>
-  <w:footnote w:type="continuationSeparator" w:id="0">
-    <w:p>
-      <w:r>
-        <w:continuationSeparator/>
-      </w:r>
-    </w:p>
-  </w:footnote>
-</w:footnotes>
-</file>
-
 <file path=word/header1.xml><?xml version="1.0" encoding="utf-8"?>
-<w:hdr xmlns:wpc="http://schemas.microsoft.com/office/word/2010/wordprocessingCanvas" xmlns:cx="http://schemas.microsoft.com/office/drawing/2014/chartex" xmlns:cx1="http://schemas.microsoft.com/office/drawing/2015/9/8/chartex" xmlns:cx2="http://schemas.microsoft.com/office/drawing/2015/10/21/chartex" xmlns:cx3="http://schemas.microsoft.com/office/drawing/2016/5/9/chartex" xmlns:cx4="http://schemas.microsoft.com/office/drawing/2016/5/10/chartex" xmlns:cx5="http://schemas.microsoft.com/office/drawing/2016/5/11/chartex" xmlns:cx6="http://schemas.microsoft.com/office/drawing/2016/5/12/chartex" xmlns:cx7="http://schemas.microsoft.com/office/drawing/2016/5/13/chartex" xmlns:cx8="http://schemas.microsoft.com/office/drawing/2016/5/14/chartex" xmlns:mc="http://schemas.openxmlformats.org/markup-compatibility/2006" xmlns:aink="http://schemas.microsoft.com/office/drawing/2016/ink" xmlns:am3d="http://schemas.microsoft.com/office/drawing/2017/model3d" xmlns:o="urn:schemas-microsoft-com:office:office" xmlns:r="http://schemas.openxmlformats.org/officeDocument/2006/relationships" xmlns:m="http://schemas.openxmlformats.org/officeDocument/2006/math" xmlns:v="urn:schemas-microsoft-com:vml" xmlns:wp14="http://schemas.microsoft.com/office/word/2010/wordprocessingDrawing" xmlns:wp="http://schemas.openxmlformats.org/drawingml/2006/wordprocessingDrawing" xmlns:w10="urn:schemas-microsoft-com:office:word" xmlns:w="http://schemas.openxmlformats.org/wordprocessingml/2006/main" xmlns:w14="http://schemas.microsoft.com/office/word/2010/wordml" xmlns:w15="http://schemas.microsoft.com/office/word/2012/wordml" xmlns:w16cex="http://schemas.microsoft.com/office/word/2018/wordml/cex" xmlns:w16cid="http://schemas.microsoft.com/office/word/2016/wordml/cid" xmlns:w16="http://schemas.microsoft.com/office/word/2018/wordml" xmlns:w16se="http://schemas.microsoft.com/office/word/2015/wordml/symex" xmlns:wpg="http://schemas.microsoft.com/office/word/2010/wordprocessingGroup" xmlns:wpi="http://schemas.microsoft.com/office/word/2010/wordprocessingInk" xmlns:wne="http://schemas.microsoft.com/office/word/2006/wordml" xmlns:wps="http://schemas.microsoft.com/office/word/2010/wordprocessingShape" mc:Ignorable="w14 w15 w16se w16cid w16 w16cex wp14">
+<w:hdr xmlns:o="urn:schemas-microsoft-com:office:office" xmlns:r="http://schemas.openxmlformats.org/officeDocument/2006/relationships" xmlns:v="urn:schemas-microsoft-com:vml" xmlns:w="http://schemas.openxmlformats.org/wordprocessingml/2006/main" xmlns:w10="urn:schemas-microsoft-com:office:word" xmlns:wp="http://schemas.openxmlformats.org/drawingml/2006/wordprocessingDrawing" xmlns:wps="http://schemas.microsoft.com/office/word/2010/wordprocessingShape" xmlns:wpg="http://schemas.microsoft.com/office/word/2010/wordprocessingGroup" xmlns:mc="http://schemas.openxmlformats.org/markup-compatibility/2006" xmlns:wp14="http://schemas.microsoft.com/office/word/2010/wordprocessingDrawing" xmlns:w14="http://schemas.microsoft.com/office/word/2010/wordml" xmlns:w15="http://schemas.microsoft.com/office/word/2012/wordml" mc:Ignorable="w14 wp14 w15">
   <w:p>
     <w:pPr>
-      <w:widowControl w:val="0"/>
+      <w:pStyle w:val="Normal"/>
+      <w:widowControl w:val="false"/>
       <w:jc w:val="right"/>
+      <w:rPr/>
     </w:pPr>
+    <w:r>
+      <w:rPr/>
+    </w:r>
   </w:p>
 </w:hdr>
 </file>
 
 <file path=word/header2.xml><?xml version="1.0" encoding="utf-8"?>
-<w:hdr xmlns:wpc="http://schemas.microsoft.com/office/word/2010/wordprocessingCanvas" xmlns:cx="http://schemas.microsoft.com/office/drawing/2014/chartex" xmlns:cx1="http://schemas.microsoft.com/office/drawing/2015/9/8/chartex" xmlns:cx2="http://schemas.microsoft.com/office/drawing/2015/10/21/chartex" xmlns:cx3="http://schemas.microsoft.com/office/drawing/2016/5/9/chartex" xmlns:cx4="http://schemas.microsoft.com/office/drawing/2016/5/10/chartex" xmlns:cx5="http://schemas.microsoft.com/office/drawing/2016/5/11/chartex" xmlns:cx6="http://schemas.microsoft.com/office/drawing/2016/5/12/chartex" xmlns:cx7="http://schemas.microsoft.com/office/drawing/2016/5/13/chartex" xmlns:cx8="http://schemas.microsoft.com/office/drawing/2016/5/14/chartex" xmlns:mc="http://schemas.openxmlformats.org/markup-compatibility/2006" xmlns:aink="http://schemas.microsoft.com/office/drawing/2016/ink" xmlns:am3d="http://schemas.microsoft.com/office/drawing/2017/model3d" xmlns:o="urn:schemas-microsoft-com:office:office" xmlns:r="http://schemas.openxmlformats.org/officeDocument/2006/relationships" xmlns:m="http://schemas.openxmlformats.org/officeDocument/2006/math" xmlns:v="urn:schemas-microsoft-com:vml" xmlns:wp14="http://schemas.microsoft.com/office/word/2010/wordprocessingDrawing" xmlns:wp="http://schemas.openxmlformats.org/drawingml/2006/wordprocessingDrawing" xmlns:w10="urn:schemas-microsoft-com:office:word" xmlns:w="http://schemas.openxmlformats.org/wordprocessingml/2006/main" xmlns:w14="http://schemas.microsoft.com/office/word/2010/wordml" xmlns:w15="http://schemas.microsoft.com/office/word/2012/wordml" xmlns:w16cex="http://schemas.microsoft.com/office/word/2018/wordml/cex" xmlns:w16cid="http://schemas.microsoft.com/office/word/2016/wordml/cid" xmlns:w16="http://schemas.microsoft.com/office/word/2018/wordml" xmlns:w16se="http://schemas.microsoft.com/office/word/2015/wordml/symex" xmlns:wpg="http://schemas.microsoft.com/office/word/2010/wordprocessingGroup" xmlns:wpi="http://schemas.microsoft.com/office/word/2010/wordprocessingInk" xmlns:wne="http://schemas.microsoft.com/office/word/2006/wordml" xmlns:wps="http://schemas.microsoft.com/office/word/2010/wordprocessingShape" mc:Ignorable="w14 w15 w16se w16cid w16 w16cex wp14">
+<w:hdr xmlns:o="urn:schemas-microsoft-com:office:office" xmlns:r="http://schemas.openxmlformats.org/officeDocument/2006/relationships" xmlns:v="urn:schemas-microsoft-com:vml" xmlns:w="http://schemas.openxmlformats.org/wordprocessingml/2006/main" xmlns:w10="urn:schemas-microsoft-com:office:word" xmlns:wp="http://schemas.openxmlformats.org/drawingml/2006/wordprocessingDrawing" xmlns:wps="http://schemas.microsoft.com/office/word/2010/wordprocessingShape" xmlns:wpg="http://schemas.microsoft.com/office/word/2010/wordprocessingGroup" xmlns:mc="http://schemas.openxmlformats.org/markup-compatibility/2006" xmlns:wp14="http://schemas.microsoft.com/office/word/2010/wordprocessingDrawing" xmlns:w14="http://schemas.microsoft.com/office/word/2010/wordml" xmlns:w15="http://schemas.microsoft.com/office/word/2012/wordml" mc:Ignorable="w14 wp14 w15">
   <w:p>
     <w:pPr>
-      <w:widowControl w:val="0"/>
+      <w:pStyle w:val="Normal"/>
+      <w:widowControl w:val="false"/>
       <w:ind w:left="720" w:firstLine="720"/>
+      <w:rPr/>
     </w:pPr>
     <w:r>
-      <w:rPr>
-        <w:noProof/>
-      </w:rPr>
+      <w:rPr/>
       <w:drawing>
-        <wp:anchor distT="0" distB="0" distL="114300" distR="114300" simplePos="0" relativeHeight="251658240" behindDoc="0" locked="0" layoutInCell="1" allowOverlap="1" wp14:anchorId="5AAB08A8" wp14:editId="6E7801AD">
+        <wp:anchor behindDoc="1" distT="0" distB="0" distL="114300" distR="114300" simplePos="0" locked="0" layoutInCell="0" allowOverlap="1" relativeHeight="2">
           <wp:simplePos x="0" y="0"/>
           <wp:positionH relativeFrom="column">
-            <wp:posOffset>914815</wp:posOffset>
+            <wp:posOffset>915035</wp:posOffset>
           </wp:positionH>
           <wp:positionV relativeFrom="paragraph">
             <wp:posOffset>-601980</wp:posOffset>
           </wp:positionV>
-          <wp:extent cx="3758184" cy="713232"/>
+          <wp:extent cx="3757930" cy="713105"/>
           <wp:effectExtent l="0" t="0" r="0" b="0"/>
           <wp:wrapSquare wrapText="bothSides"/>
-          <wp:docPr id="2" name="Picture 2" descr="C:\Users\swilliams24\Downloads\Elon Law with Shield to Left in Full Color (3).jpg"/>
+          <wp:docPr id="1" name="Picture 2" descr="C:\Users\swilliams24\Downloads\Elon Law with Shield to Left in Full Color (3).jpg"/>
           <wp:cNvGraphicFramePr>
             <a:graphicFrameLocks xmlns:a="http://schemas.openxmlformats.org/drawingml/2006/main" noChangeAspect="1"/>
           </wp:cNvGraphicFramePr>
@@ -560,20 +428,13 @@
             <a:graphicData uri="http://schemas.openxmlformats.org/drawingml/2006/picture">
               <pic:pic xmlns:pic="http://schemas.openxmlformats.org/drawingml/2006/picture">
                 <pic:nvPicPr>
-                  <pic:cNvPr id="0" name="Picture 1" descr="C:\Users\swilliams24\Downloads\Elon Law with Shield to Left in Full Color (3).jpg"/>
+                  <pic:cNvPr id="1" name="Picture 2" descr="C:\Users\swilliams24\Downloads\Elon Law with Shield to Left in Full Color (3).jpg"/>
                   <pic:cNvPicPr>
                     <a:picLocks noChangeAspect="1" noChangeArrowheads="1"/>
                   </pic:cNvPicPr>
                 </pic:nvPicPr>
                 <pic:blipFill>
-                  <a:blip r:embed="rId1" cstate="print">
-                    <a:extLst>
-                      <a:ext uri="{28A0092B-C50C-407E-A947-70E740481C1C}">
-                        <a14:useLocalDpi xmlns:a14="http://schemas.microsoft.com/office/drawing/2010/main" val="0"/>
-                      </a:ext>
-                    </a:extLst>
-                  </a:blip>
-                  <a:srcRect/>
+                  <a:blip r:embed="rId1"/>
                   <a:stretch>
                     <a:fillRect/>
                   </a:stretch>
@@ -581,25 +442,15 @@
                 <pic:spPr bwMode="auto">
                   <a:xfrm>
                     <a:off x="0" y="0"/>
-                    <a:ext cx="3758184" cy="713232"/>
+                    <a:ext cx="3757930" cy="713105"/>
                   </a:xfrm>
                   <a:prstGeom prst="rect">
                     <a:avLst/>
                   </a:prstGeom>
-                  <a:noFill/>
-                  <a:ln>
-                    <a:noFill/>
-                  </a:ln>
                 </pic:spPr>
               </pic:pic>
             </a:graphicData>
           </a:graphic>
-          <wp14:sizeRelH relativeFrom="margin">
-            <wp14:pctWidth>0</wp14:pctWidth>
-          </wp14:sizeRelH>
-          <wp14:sizeRelV relativeFrom="margin">
-            <wp14:pctHeight>0</wp14:pctHeight>
-          </wp14:sizeRelV>
         </wp:anchor>
       </w:drawing>
     </w:r>
@@ -608,15 +459,19 @@
 </file>
 
 <file path=word/styles.xml><?xml version="1.0" encoding="utf-8"?>
-<w:styles xmlns:mc="http://schemas.openxmlformats.org/markup-compatibility/2006" xmlns:r="http://schemas.openxmlformats.org/officeDocument/2006/relationships" xmlns:w="http://schemas.openxmlformats.org/wordprocessingml/2006/main" xmlns:w14="http://schemas.microsoft.com/office/word/2010/wordml" xmlns:w15="http://schemas.microsoft.com/office/word/2012/wordml" xmlns:w16cex="http://schemas.microsoft.com/office/word/2018/wordml/cex" xmlns:w16cid="http://schemas.microsoft.com/office/word/2016/wordml/cid" xmlns:w16="http://schemas.microsoft.com/office/word/2018/wordml" xmlns:w16se="http://schemas.microsoft.com/office/word/2015/wordml/symex" mc:Ignorable="w14 w15 w16se w16cid w16 w16cex">
+<w:styles xmlns:w="http://schemas.openxmlformats.org/wordprocessingml/2006/main" xmlns:w14="http://schemas.microsoft.com/office/word/2010/wordml" xmlns:mc="http://schemas.openxmlformats.org/markup-compatibility/2006" mc:Ignorable="w14">
   <w:docDefaults>
     <w:rPrDefault>
       <w:rPr>
-        <w:rFonts w:ascii="Times New Roman" w:eastAsia="Times New Roman" w:hAnsi="Times New Roman" w:cs="Times New Roman"/>
+        <w:rFonts w:ascii="Times New Roman" w:hAnsi="Times New Roman" w:eastAsia="Times New Roman" w:cs="Times New Roman"/>
         <w:lang w:val="en-US" w:eastAsia="en-US" w:bidi="ar-SA"/>
       </w:rPr>
     </w:rPrDefault>
-    <w:pPrDefault/>
+    <w:pPrDefault>
+      <w:pPr>
+        <w:suppressAutoHyphens w:val="true"/>
+      </w:pPr>
+    </w:pPrDefault>
   </w:docDefaults>
   <w:latentStyles w:defLockedState="0" w:defUIPriority="0" w:defSemiHidden="0" w:defUnhideWhenUsed="0" w:defQFormat="0" w:count="376">
     <w:lsdException w:name="Normal" w:qFormat="1"/>
@@ -767,7 +622,7 @@
     <w:lsdException w:name="Table Web 3" w:semiHidden="1" w:unhideWhenUsed="1"/>
     <w:lsdException w:name="Balloon Text" w:semiHidden="1" w:unhideWhenUsed="1"/>
     <w:lsdException w:name="Table Theme" w:semiHidden="1" w:unhideWhenUsed="1"/>
-    <w:lsdException w:name="Placeholder Text" w:semiHidden="1" w:uiPriority="99"/>
+    <w:lsdException w:name="Placeholder Text" w:uiPriority="99" w:semiHidden="1"/>
     <w:lsdException w:name="No Spacing" w:uiPriority="1" w:qFormat="1"/>
     <w:lsdException w:name="Light Shading" w:uiPriority="60"/>
     <w:lsdException w:name="Light List" w:uiPriority="61"/>
@@ -789,7 +644,7 @@
     <w:lsdException w:name="Medium Shading 1 Accent 1" w:uiPriority="63"/>
     <w:lsdException w:name="Medium Shading 2 Accent 1" w:uiPriority="64"/>
     <w:lsdException w:name="Medium List 1 Accent 1" w:uiPriority="65"/>
-    <w:lsdException w:name="Revision" w:semiHidden="1" w:uiPriority="99"/>
+    <w:lsdException w:name="Revision" w:uiPriority="99" w:semiHidden="1"/>
     <w:lsdException w:name="List Paragraph" w:uiPriority="34" w:qFormat="1"/>
     <w:lsdException w:name="Quote" w:uiPriority="29" w:qFormat="1"/>
     <w:lsdException w:name="Intense Quote" w:uiPriority="30" w:qFormat="1"/>
@@ -876,8 +731,8 @@
     <w:lsdException w:name="Subtle Reference" w:uiPriority="31" w:qFormat="1"/>
     <w:lsdException w:name="Intense Reference" w:uiPriority="32" w:qFormat="1"/>
     <w:lsdException w:name="Book Title" w:uiPriority="33" w:qFormat="1"/>
-    <w:lsdException w:name="Bibliography" w:semiHidden="1" w:uiPriority="37" w:unhideWhenUsed="1"/>
-    <w:lsdException w:name="TOC Heading" w:semiHidden="1" w:uiPriority="39" w:unhideWhenUsed="1" w:qFormat="1"/>
+    <w:lsdException w:name="Bibliography" w:uiPriority="37" w:semiHidden="1" w:unhideWhenUsed="1"/>
+    <w:lsdException w:name="TOC Heading" w:uiPriority="39" w:semiHidden="1" w:unhideWhenUsed="1" w:qFormat="1"/>
     <w:lsdException w:name="Plain Table 1" w:uiPriority="41"/>
     <w:lsdException w:name="Plain Table 2" w:uiPriority="42"/>
     <w:lsdException w:name="Plain Table 3" w:uiPriority="43"/>
@@ -982,24 +837,196 @@
     <w:lsdException w:name="List Table 5 Dark Accent 6" w:uiPriority="50"/>
     <w:lsdException w:name="List Table 6 Colorful Accent 6" w:uiPriority="51"/>
     <w:lsdException w:name="List Table 7 Colorful Accent 6" w:uiPriority="52"/>
-    <w:lsdException w:name="Mention" w:semiHidden="1" w:uiPriority="99" w:unhideWhenUsed="1"/>
-    <w:lsdException w:name="Smart Hyperlink" w:semiHidden="1" w:uiPriority="99" w:unhideWhenUsed="1"/>
-    <w:lsdException w:name="Hashtag" w:semiHidden="1" w:uiPriority="99" w:unhideWhenUsed="1"/>
-    <w:lsdException w:name="Unresolved Mention" w:semiHidden="1" w:uiPriority="99" w:unhideWhenUsed="1"/>
-    <w:lsdException w:name="Smart Link" w:semiHidden="1" w:uiPriority="99" w:unhideWhenUsed="1"/>
+    <w:lsdException w:name="Mention" w:uiPriority="99" w:semiHidden="1" w:unhideWhenUsed="1"/>
+    <w:lsdException w:name="Smart Hyperlink" w:uiPriority="99" w:semiHidden="1" w:unhideWhenUsed="1"/>
+    <w:lsdException w:name="Hashtag" w:uiPriority="99" w:semiHidden="1" w:unhideWhenUsed="1"/>
+    <w:lsdException w:name="Unresolved Mention" w:uiPriority="99" w:semiHidden="1" w:unhideWhenUsed="1"/>
+    <w:lsdException w:name="Smart Link" w:uiPriority="99" w:semiHidden="1" w:unhideWhenUsed="1"/>
   </w:latentStyles>
-  <w:style w:type="paragraph" w:default="1" w:styleId="Normal">
+  <w:style w:type="paragraph" w:styleId="Normal" w:default="1">
     <w:name w:val="Normal"/>
     <w:qFormat/>
+    <w:pPr>
+      <w:widowControl/>
+      <w:suppressAutoHyphens w:val="true"/>
+      <w:bidi w:val="0"/>
+      <w:spacing w:before="0" w:after="0"/>
+      <w:jc w:val="left"/>
+    </w:pPr>
     <w:rPr>
+      <w:rFonts w:ascii="Times New Roman" w:hAnsi="Times New Roman" w:eastAsia="Times New Roman" w:cs="Times New Roman"/>
+      <w:color w:val="auto"/>
+      <w:kern w:val="0"/>
       <w:sz w:val="24"/>
+      <w:szCs w:val="20"/>
+      <w:lang w:val="en-US" w:eastAsia="en-US" w:bidi="ar-SA"/>
     </w:rPr>
   </w:style>
-  <w:style w:type="character" w:default="1" w:styleId="DefaultParagraphFont">
+  <w:style w:type="character" w:styleId="DefaultParagraphFont" w:default="1">
     <w:name w:val="Default Paragraph Font"/>
     <w:uiPriority w:val="1"/>
     <w:semiHidden/>
     <w:unhideWhenUsed/>
+    <w:qFormat/>
+    <w:rPr/>
+  </w:style>
+  <w:style w:type="character" w:styleId="HeaderChar" w:customStyle="1">
+    <w:name w:val="Header Char"/>
+    <w:basedOn w:val="DefaultParagraphFont"/>
+    <w:link w:val="Header"/>
+    <w:qFormat/>
+    <w:rsid w:val="00fa0800"/>
+    <w:rPr>
+      <w:sz w:val="24"/>
+    </w:rPr>
+  </w:style>
+  <w:style w:type="character" w:styleId="FooterChar" w:customStyle="1">
+    <w:name w:val="Footer Char"/>
+    <w:basedOn w:val="DefaultParagraphFont"/>
+    <w:link w:val="Footer"/>
+    <w:qFormat/>
+    <w:rsid w:val="00fa0800"/>
+    <w:rPr>
+      <w:sz w:val="24"/>
+    </w:rPr>
+  </w:style>
+  <w:style w:type="character" w:styleId="BalloonTextChar" w:customStyle="1">
+    <w:name w:val="Balloon Text Char"/>
+    <w:basedOn w:val="DefaultParagraphFont"/>
+    <w:link w:val="BalloonText"/>
+    <w:qFormat/>
+    <w:rsid w:val="00fa0800"/>
+    <w:rPr>
+      <w:rFonts w:ascii="Segoe UI" w:hAnsi="Segoe UI" w:cs="Segoe UI"/>
+      <w:sz w:val="18"/>
+      <w:szCs w:val="18"/>
+    </w:rPr>
+  </w:style>
+  <w:style w:type="character" w:styleId="FootnoteCharacters">
+    <w:name w:val="Footnote Characters"/>
+    <w:qFormat/>
+    <w:rPr/>
+  </w:style>
+  <w:style w:type="character" w:styleId="EndnoteCharacters">
+    <w:name w:val="Endnote Characters"/>
+    <w:qFormat/>
+    <w:rPr/>
+  </w:style>
+  <w:style w:type="paragraph" w:styleId="Heading">
+    <w:name w:val="Heading"/>
+    <w:basedOn w:val="Normal"/>
+    <w:next w:val="TextBody"/>
+    <w:qFormat/>
+    <w:pPr>
+      <w:keepNext w:val="true"/>
+      <w:spacing w:before="240" w:after="120"/>
+    </w:pPr>
+    <w:rPr>
+      <w:rFonts w:ascii="Liberation Sans" w:hAnsi="Liberation Sans" w:eastAsia="Noto Sans CJK SC" w:cs="Lucida Sans"/>
+      <w:sz w:val="28"/>
+      <w:szCs w:val="28"/>
+    </w:rPr>
+  </w:style>
+  <w:style w:type="paragraph" w:styleId="TextBody">
+    <w:name w:val="Body Text"/>
+    <w:basedOn w:val="Normal"/>
+    <w:pPr>
+      <w:spacing w:lineRule="auto" w:line="276" w:before="0" w:after="140"/>
+    </w:pPr>
+    <w:rPr/>
+  </w:style>
+  <w:style w:type="paragraph" w:styleId="List">
+    <w:name w:val="List"/>
+    <w:basedOn w:val="TextBody"/>
+    <w:pPr/>
+    <w:rPr>
+      <w:rFonts w:cs="Lucida Sans"/>
+    </w:rPr>
+  </w:style>
+  <w:style w:type="paragraph" w:styleId="Caption">
+    <w:name w:val="Caption"/>
+    <w:basedOn w:val="Normal"/>
+    <w:qFormat/>
+    <w:pPr>
+      <w:suppressLineNumbers/>
+      <w:spacing w:before="120" w:after="120"/>
+    </w:pPr>
+    <w:rPr>
+      <w:rFonts w:cs="Lucida Sans"/>
+      <w:i/>
+      <w:iCs/>
+      <w:sz w:val="24"/>
+      <w:szCs w:val="24"/>
+    </w:rPr>
+  </w:style>
+  <w:style w:type="paragraph" w:styleId="Index">
+    <w:name w:val="Index"/>
+    <w:basedOn w:val="Normal"/>
+    <w:qFormat/>
+    <w:pPr>
+      <w:suppressLineNumbers/>
+    </w:pPr>
+    <w:rPr>
+      <w:rFonts w:cs="Lucida Sans"/>
+      <w:lang w:val="zxx" w:eastAsia="zxx" w:bidi="zxx"/>
+    </w:rPr>
+  </w:style>
+  <w:style w:type="paragraph" w:styleId="HeaderandFooter">
+    <w:name w:val="Header and Footer"/>
+    <w:basedOn w:val="Normal"/>
+    <w:qFormat/>
+    <w:pPr/>
+    <w:rPr/>
+  </w:style>
+  <w:style w:type="paragraph" w:styleId="Header">
+    <w:name w:val="Header"/>
+    <w:basedOn w:val="Normal"/>
+    <w:link w:val="HeaderChar"/>
+    <w:unhideWhenUsed/>
+    <w:rsid w:val="00fa0800"/>
+    <w:pPr>
+      <w:tabs>
+        <w:tab w:val="clear" w:pos="720"/>
+        <w:tab w:val="center" w:pos="4680" w:leader="none"/>
+        <w:tab w:val="right" w:pos="9360" w:leader="none"/>
+      </w:tabs>
+    </w:pPr>
+    <w:rPr/>
+  </w:style>
+  <w:style w:type="paragraph" w:styleId="Footer">
+    <w:name w:val="Footer"/>
+    <w:basedOn w:val="Normal"/>
+    <w:link w:val="FooterChar"/>
+    <w:unhideWhenUsed/>
+    <w:rsid w:val="00fa0800"/>
+    <w:pPr>
+      <w:tabs>
+        <w:tab w:val="clear" w:pos="720"/>
+        <w:tab w:val="center" w:pos="4680" w:leader="none"/>
+        <w:tab w:val="right" w:pos="9360" w:leader="none"/>
+      </w:tabs>
+    </w:pPr>
+    <w:rPr/>
+  </w:style>
+  <w:style w:type="paragraph" w:styleId="BalloonText">
+    <w:name w:val="Balloon Text"/>
+    <w:basedOn w:val="Normal"/>
+    <w:link w:val="BalloonTextChar"/>
+    <w:qFormat/>
+    <w:rsid w:val="00fa0800"/>
+    <w:pPr/>
+    <w:rPr>
+      <w:rFonts w:ascii="Segoe UI" w:hAnsi="Segoe UI" w:cs="Segoe UI"/>
+      <w:sz w:val="18"/>
+      <w:szCs w:val="18"/>
+    </w:rPr>
+  </w:style>
+  <w:style w:type="numbering" w:styleId="NoList" w:default="1">
+    <w:name w:val="No List"/>
+    <w:uiPriority w:val="99"/>
+    <w:semiHidden/>
+    <w:unhideWhenUsed/>
+    <w:qFormat/>
   </w:style>
   <w:style w:type="table" w:default="1" w:styleId="TableNormal">
     <w:name w:val="Normal Table"/>
@@ -1007,7 +1034,6 @@
     <w:semiHidden/>
     <w:unhideWhenUsed/>
     <w:tblPr>
-      <w:tblInd w:w="0" w:type="dxa"/>
       <w:tblCellMar>
         <w:top w:w="0" w:type="dxa"/>
         <w:left w:w="108" w:type="dxa"/>
@@ -1015,78 +1041,6 @@
         <w:right w:w="108" w:type="dxa"/>
       </w:tblCellMar>
     </w:tblPr>
-  </w:style>
-  <w:style w:type="numbering" w:default="1" w:styleId="NoList">
-    <w:name w:val="No List"/>
-    <w:uiPriority w:val="99"/>
-    <w:semiHidden/>
-    <w:unhideWhenUsed/>
-  </w:style>
-  <w:style w:type="paragraph" w:styleId="Header">
-    <w:name w:val="header"/>
-    <w:basedOn w:val="Normal"/>
-    <w:link w:val="HeaderChar"/>
-    <w:unhideWhenUsed/>
-    <w:rsid w:val="00FA0800"/>
-    <w:pPr>
-      <w:tabs>
-        <w:tab w:val="center" w:pos="4680"/>
-        <w:tab w:val="right" w:pos="9360"/>
-      </w:tabs>
-    </w:pPr>
-  </w:style>
-  <w:style w:type="character" w:customStyle="1" w:styleId="HeaderChar">
-    <w:name w:val="Header Char"/>
-    <w:basedOn w:val="DefaultParagraphFont"/>
-    <w:link w:val="Header"/>
-    <w:rsid w:val="00FA0800"/>
-    <w:rPr>
-      <w:sz w:val="24"/>
-    </w:rPr>
-  </w:style>
-  <w:style w:type="paragraph" w:styleId="Footer">
-    <w:name w:val="footer"/>
-    <w:basedOn w:val="Normal"/>
-    <w:link w:val="FooterChar"/>
-    <w:unhideWhenUsed/>
-    <w:rsid w:val="00FA0800"/>
-    <w:pPr>
-      <w:tabs>
-        <w:tab w:val="center" w:pos="4680"/>
-        <w:tab w:val="right" w:pos="9360"/>
-      </w:tabs>
-    </w:pPr>
-  </w:style>
-  <w:style w:type="character" w:customStyle="1" w:styleId="FooterChar">
-    <w:name w:val="Footer Char"/>
-    <w:basedOn w:val="DefaultParagraphFont"/>
-    <w:link w:val="Footer"/>
-    <w:rsid w:val="00FA0800"/>
-    <w:rPr>
-      <w:sz w:val="24"/>
-    </w:rPr>
-  </w:style>
-  <w:style w:type="paragraph" w:styleId="BalloonText">
-    <w:name w:val="Balloon Text"/>
-    <w:basedOn w:val="Normal"/>
-    <w:link w:val="BalloonTextChar"/>
-    <w:rsid w:val="00FA0800"/>
-    <w:rPr>
-      <w:rFonts w:ascii="Segoe UI" w:hAnsi="Segoe UI" w:cs="Segoe UI"/>
-      <w:sz w:val="18"/>
-      <w:szCs w:val="18"/>
-    </w:rPr>
-  </w:style>
-  <w:style w:type="character" w:customStyle="1" w:styleId="BalloonTextChar">
-    <w:name w:val="Balloon Text Char"/>
-    <w:basedOn w:val="DefaultParagraphFont"/>
-    <w:link w:val="BalloonText"/>
-    <w:rsid w:val="00FA0800"/>
-    <w:rPr>
-      <w:rFonts w:ascii="Segoe UI" w:hAnsi="Segoe UI" w:cs="Segoe UI"/>
-      <w:sz w:val="18"/>
-      <w:szCs w:val="18"/>
-    </w:rPr>
   </w:style>
 </w:styles>
 </file>
